--- a/apps/vione_app_fe/public/docs/SRS_CHI_TIET_VIONE_HE_THONG_TOAN_DIEN.docx
+++ b/apps/vione_app_fe/public/docs/SRS_CHI_TIET_VIONE_HE_THONG_TOAN_DIEN.docx
@@ -90,7 +90,7 @@
     </w:p>
     <w:p>
       <w:r>
-        <w:t xml:space="preserve">Tài liệu SRS này đặc tả chi tiết toàn bộ yêu cầu kỹ thuật và nghiệp vụ của dự án ViOne bao gồm 21 phân hệ Web CRM và 11 phân hệ Mobile App Native &amp; PWA (tổng cộng 32 phân hệ toàn diện), làm căn cứ nghiệm thu và bàn giao hệ thống.</w:t>
+        <w:t xml:space="preserve">Tài liệu SRS này đặc tả chi tiết toàn bộ yêu cầu kỹ thuật và nghiệp vụ của dự án ViOne bao gồm 21 phân hệ Web CRM và 12 phân hệ Mobile App Native &amp; PWA (tổng cộng 33 phân hệ toàn diện), làm căn cứ nghiệm thu và bàn giao hệ thống.</w:t>
       </w:r>
     </w:p>
     <w:p>
@@ -6676,6 +6676,349 @@
             </w:r>
             <w:r>
               <w:t xml:space="preserve">Không đủ hạn mức phê duyệt: Hiển thị thông báo chuyển hồ sơ lên cấp phê duyệt cao hơn (CEO/CFO).</w:t>
+            </w:r>
+          </w:p>
+        </w:tc>
+      </w:tr>
+    </w:tbl>
+    <w:p>
+      <w:pPr>
+        <w:pStyle w:val="Heading3"/>
+        <w:spacing w:after="100" w:before="250"/>
+      </w:pPr>
+      <w:r>
+        <w:t xml:space="preserve">MODULE 33: BẮT TAY KẾT NỐI SONG PHƯƠNG QR THỜI GIAN THỰC &amp; TRÌNH CHỈNH SỬA HỒ SƠ NATIVE PARITY</w:t>
+      </w:r>
+    </w:p>
+    <w:p>
+      <w:pPr>
+        <w:spacing w:after="150"/>
+      </w:pPr>
+      <w:r>
+        <w:rPr>
+          <w:b/>
+          <w:bCs/>
+        </w:rPr>
+        <w:t xml:space="preserve">Mục tiêu Epic: </w:t>
+      </w:r>
+      <w:r>
+        <w:t xml:space="preserve">Cơ chế kết nối song phương qua WebSocket khi quét QR, bộ công cụ cập nhật danh tính số C-Level thuần Native và Trợ lý AI Copilot đa năng</w:t>
+      </w:r>
+    </w:p>
+    <w:tbl>
+      <w:tblPr>
+        <w:tblW w:type="pct" w:w="100%"/>
+        <w:tblBorders>
+          <w:top w:val="single" w:color="auto" w:sz="4"/>
+          <w:left w:val="single" w:color="auto" w:sz="4"/>
+          <w:bottom w:val="single" w:color="auto" w:sz="4"/>
+          <w:right w:val="single" w:color="auto" w:sz="4"/>
+          <w:insideH w:val="single" w:color="auto" w:sz="4"/>
+          <w:insideV w:val="single" w:color="auto" w:sz="4"/>
+        </w:tblBorders>
+      </w:tblPr>
+      <w:tblGrid>
+        <w:gridCol w:w="100"/>
+        <w:gridCol w:w="100"/>
+      </w:tblGrid>
+      <w:tr>
+        <w:tc>
+          <w:tcPr>
+            <w:tcW w:type="pct" w:w="30%"/>
+          </w:tcPr>
+          <w:p>
+            <w:r>
+              <w:t xml:space="preserve">Mã FR &amp; Tên Chức Năng</w:t>
+            </w:r>
+          </w:p>
+        </w:tc>
+        <w:tc>
+          <w:tcPr>
+            <w:tcW w:type="pct" w:w="70%"/>
+          </w:tcPr>
+          <w:p>
+            <w:r>
+              <w:t xml:space="preserve">Đặc Tả Kỹ Thuật (Actor, Input, Logic 5 Bước, Output, Exception &amp; API)</w:t>
+            </w:r>
+          </w:p>
+        </w:tc>
+      </w:tr>
+      <w:tr>
+        <w:tc>
+          <w:p>
+            <w:r>
+              <w:t xml:space="preserve">FR-33.01</w:t>
+            </w:r>
+          </w:p>
+          <w:p>
+            <w:r>
+              <w:t xml:space="preserve">Bắt Tay Kết Nối Song Phương Thời Gian Thực (Bilateral QR Handshake Flow)</w:t>
+            </w:r>
+          </w:p>
+          <w:p>
+            <w:pPr>
+              <w:spacing w:before="50"/>
+            </w:pPr>
+            <w:r>
+              <w:t xml:space="preserve">Actor: Hai doanh nhân quét mã QR của nhau (Web PWA và Native Mobile)</w:t>
+            </w:r>
+          </w:p>
+          <w:p>
+            <w:pPr>
+              <w:spacing w:before="50"/>
+            </w:pPr>
+            <w:r>
+              <w:t xml:space="preserve">API: WS qr:connect, WS connection:incoming, WS connection:respond, WS connection:accepted</w:t>
+            </w:r>
+          </w:p>
+        </w:tc>
+        <w:tc>
+          <w:p>
+            <w:r>
+              <w:rPr>
+                <w:b/>
+                <w:bCs/>
+              </w:rPr>
+              <w:t xml:space="preserve">Input: </w:t>
+            </w:r>
+            <w:r>
+              <w:t xml:space="preserve">Doanh nhân A quét mã QR của Doanh nhân B, gửi sự kiện WebSocket qr:connect.</w:t>
+            </w:r>
+          </w:p>
+          <w:p>
+            <w:pPr>
+              <w:spacing w:before="50"/>
+            </w:pPr>
+            <w:r>
+              <w:rPr>
+                <w:b/>
+                <w:bCs/>
+              </w:rPr>
+              <w:t xml:space="preserve">Logic Xử Lý:
+</w:t>
+            </w:r>
+            <w:r>
+              <w:t xml:space="preserve">1. Doanh nhân A mở ScanQrModal quét mã QR của Doanh nhân B.
+2. Ứng dụng phát sự kiện WebSocket "qr:connect" tới ConnectAppGateway.
+3. Gateway nhận diện socket của Doanh nhân B và emit sự kiện "connection:incoming".
+4. Màn hình Doanh nhân B tự động hiển thị IncomingQrConnectionModal (Mobile) hoặc IncomingConnectionModal (Web) với thông tin hồ sơ của A.
+5. Doanh nhân B bấm [Đồng ý kết nối] -&gt; phát "connection:respond" (accepted). Gateway cập nhật kết nối hai chiều trong CSDL, bắn thông báo xác nhận cho A và mở luồng chat 1-1.</w:t>
+            </w:r>
+          </w:p>
+          <w:p>
+            <w:pPr>
+              <w:spacing w:before="50"/>
+            </w:pPr>
+            <w:r>
+              <w:rPr>
+                <w:b/>
+                <w:bCs/>
+              </w:rPr>
+              <w:t xml:space="preserve">Output: </w:t>
+            </w:r>
+            <w:r>
+              <w:t xml:space="preserve">Kết nối song phương xác lập thành công tức thì trên cả 2 thiết bị.</w:t>
+            </w:r>
+          </w:p>
+          <w:p>
+            <w:pPr>
+              <w:spacing w:before="50"/>
+            </w:pPr>
+            <w:r>
+              <w:rPr>
+                <w:b/>
+                <w:bCs/>
+              </w:rPr>
+              <w:t xml:space="preserve">Luồng Ngoại Lệ: </w:t>
+            </w:r>
+            <w:r>
+              <w:t xml:space="preserve">Doanh nhân B từ chối: Phát "connection:respond" (declined), đóng modal và không lưu kết nối.</w:t>
+            </w:r>
+          </w:p>
+        </w:tc>
+      </w:tr>
+      <w:tr>
+        <w:tc>
+          <w:p>
+            <w:r>
+              <w:t xml:space="preserve">FR-33.02</w:t>
+            </w:r>
+          </w:p>
+          <w:p>
+            <w:r>
+              <w:t xml:space="preserve">Trình Chỉnh Sửa Hồ Sơ Cá Nhân Doanh Nhân Thuần Native (Native Edit Profile Parity)</w:t>
+            </w:r>
+          </w:p>
+          <w:p>
+            <w:pPr>
+              <w:spacing w:before="50"/>
+            </w:pPr>
+            <w:r>
+              <w:t xml:space="preserve">Actor: Doanh nhân thành viên C-Level</w:t>
+            </w:r>
+          </w:p>
+          <w:p>
+            <w:pPr>
+              <w:spacing w:before="50"/>
+            </w:pPr>
+            <w:r>
+              <w:t xml:space="preserve">API: PATCH /api/users/profile, GET /api/users/me</w:t>
+            </w:r>
+          </w:p>
+        </w:tc>
+        <w:tc>
+          <w:p>
+            <w:r>
+              <w:rPr>
+                <w:b/>
+                <w:bCs/>
+              </w:rPr>
+              <w:t xml:space="preserve">Input: </w:t>
+            </w:r>
+            <w:r>
+              <w:t xml:space="preserve">Bấm nút [Chỉnh sửa] trên màn hình ProfileScreen Native.</w:t>
+            </w:r>
+          </w:p>
+          <w:p>
+            <w:pPr>
+              <w:spacing w:before="50"/>
+            </w:pPr>
+            <w:r>
+              <w:rPr>
+                <w:b/>
+                <w:bCs/>
+              </w:rPr>
+              <w:t xml:space="preserve">Logic Xử Lý:
+</w:t>
+            </w:r>
+            <w:r>
+              <w:t xml:space="preserve">1. Mở EditProfileModal thuần Native với đầy đủ 8 trường thông tin chuẩn Web: Họ tên hiển thị, Chức danh, Tên doanh nghiệp, Ngành nghề, Số điện thoại, Email, Website, Tiểu sử.
+2. Người dùng chỉnh sửa và bấm [Lưu thay đổi].
+3. Ứng dụng gọi API PATCH /users/profile (hoặc lưu offline cache AsyncStorage).
+4. Cập nhật hồ sơ trong AuthContext, đồng bộ danh thiếp số 3D Titanium và làm mới giao diện Profile tức thì.</w:t>
+            </w:r>
+          </w:p>
+          <w:p>
+            <w:pPr>
+              <w:spacing w:before="50"/>
+            </w:pPr>
+            <w:r>
+              <w:rPr>
+                <w:b/>
+                <w:bCs/>
+              </w:rPr>
+              <w:t xml:space="preserve">Output: </w:t>
+            </w:r>
+            <w:r>
+              <w:t xml:space="preserve">Thông tin cá nhân và danh thiếp doanh nhân được cập nhật chuẩn xác 100%.</w:t>
+            </w:r>
+          </w:p>
+          <w:p>
+            <w:pPr>
+              <w:spacing w:before="50"/>
+            </w:pPr>
+            <w:r>
+              <w:rPr>
+                <w:b/>
+                <w:bCs/>
+              </w:rPr>
+              <w:t xml:space="preserve">Luồng Ngoại Lệ: </w:t>
+            </w:r>
+            <w:r>
+              <w:t xml:space="preserve">Dữ liệu không hợp lệ (email sai định dạng): Báo lỗi tại trường nhập liệu tương ứng.</w:t>
+            </w:r>
+          </w:p>
+        </w:tc>
+      </w:tr>
+      <w:tr>
+        <w:tc>
+          <w:p>
+            <w:r>
+              <w:t xml:space="preserve">FR-33.03</w:t>
+            </w:r>
+          </w:p>
+          <w:p>
+            <w:r>
+              <w:t xml:space="preserve">Trợ Lý AI Copilot Đa Năng Dynamic Nắm Trọn Vẹn Dữ Liệu Nền Tảng</w:t>
+            </w:r>
+          </w:p>
+          <w:p>
+            <w:pPr>
+              <w:spacing w:before="50"/>
+            </w:pPr>
+            <w:r>
+              <w:t xml:space="preserve">Actor: Toàn bộ người dùng hệ thống</w:t>
+            </w:r>
+          </w:p>
+          <w:p>
+            <w:pPr>
+              <w:spacing w:before="50"/>
+            </w:pPr>
+            <w:r>
+              <w:t xml:space="preserve">API: POST /api/ai/chat</w:t>
+            </w:r>
+          </w:p>
+        </w:tc>
+        <w:tc>
+          <w:p>
+            <w:r>
+              <w:rPr>
+                <w:b/>
+                <w:bCs/>
+              </w:rPr>
+              <w:t xml:space="preserve">Input: </w:t>
+            </w:r>
+            <w:r>
+              <w:t xml:space="preserve">Câu hỏi của người dùng về sự kiện, cộng đồng, tài khoản, cơ hội kinh doanh (Text hoặc Voice).</w:t>
+            </w:r>
+          </w:p>
+          <w:p>
+            <w:pPr>
+              <w:spacing w:before="50"/>
+            </w:pPr>
+            <w:r>
+              <w:rPr>
+                <w:b/>
+                <w:bCs/>
+              </w:rPr>
+              <w:t xml:space="preserve">Logic Xử Lý:
+</w:t>
+            </w:r>
+            <w:r>
+              <w:t xml:space="preserve">1. Tiếp nhận câu hỏi tại ViOneVoiceAssistantModal (Mobile) hoặc ViOneVoiceAssistant (Web).
+2. Backend AiService phân tích ý định động, truy xuất CSDL thời gian thực: sự kiện đang diễn ra, danh sách cộng đồng đã tham gia, chỉ số kết nối tài khoản, cơ hội kinh doanh mới.
+3. Tổng hợp câu trả lời tự nhiên như Chief of Staff, kèm Evidence Cards và Suggested Actions 1-chạm.
+4. Giao diện modal tối ưu: Header không đè lấn sóng micro, Footer nhập liệu luôn cố định ở đáy.</w:t>
+            </w:r>
+          </w:p>
+          <w:p>
+            <w:pPr>
+              <w:spacing w:before="50"/>
+            </w:pPr>
+            <w:r>
+              <w:rPr>
+                <w:b/>
+                <w:bCs/>
+              </w:rPr>
+              <w:t xml:space="preserve">Output: </w:t>
+            </w:r>
+            <w:r>
+              <w:t xml:space="preserve">Phản hồi thông thái, chính xác 100% dữ liệu nền tảng, không rập khuôn.</w:t>
+            </w:r>
+          </w:p>
+          <w:p>
+            <w:pPr>
+              <w:spacing w:before="50"/>
+            </w:pPr>
+            <w:r>
+              <w:rPr>
+                <w:b/>
+                <w:bCs/>
+              </w:rPr>
+              <w:t xml:space="preserve">Luồng Ngoại Lệ: </w:t>
+            </w:r>
+            <w:r>
+              <w:t xml:space="preserve">Mất kết nối mạng: Chuyển sang bộ dữ liệu fallback nội bộ thông minh.</w:t>
             </w:r>
           </w:p>
         </w:tc>

--- a/apps/vione_app_fe/public/docs/SRS_CHI_TIET_VIONE_HE_THONG_TOAN_DIEN.docx
+++ b/apps/vione_app_fe/public/docs/SRS_CHI_TIET_VIONE_HE_THONG_TOAN_DIEN.docx
@@ -7019,6 +7019,779 @@
             </w:r>
             <w:r>
               <w:t xml:space="preserve">Mất kết nối mạng: Chuyển sang bộ dữ liệu fallback nội bộ thông minh.</w:t>
+            </w:r>
+          </w:p>
+        </w:tc>
+      </w:tr>
+    </w:tbl>
+    <w:p>
+      <w:pPr>
+        <w:pStyle w:val="Heading3"/>
+        <w:spacing w:after="100" w:before="250"/>
+      </w:pPr>
+      <w:r>
+        <w:t xml:space="preserve">MODULE 34: VIONE AI COPILOT ĐA NĂNG, XUẤT BÁO CÁO EXCEL THỰC TẾ &amp; BẢNG ĐIỀU HÀNH EXECUTIVE POSTGRESQL</w:t>
+      </w:r>
+    </w:p>
+    <w:p>
+      <w:pPr>
+        <w:spacing w:after="150"/>
+      </w:pPr>
+      <w:r>
+        <w:rPr>
+          <w:b/>
+          <w:bCs/>
+        </w:rPr>
+        <w:t xml:space="preserve">Mục tiêu Epic: </w:t>
+      </w:r>
+      <w:r>
+        <w:t xml:space="preserve">Trợ lý AI đối thoại thông minh, trích xuất bảng tính Excel (.xlsx) chuẩn C-Level từ CSDL thực, bảng điều hành lưu lượng web landing và sổ cái tài chính PostgreSQL</w:t>
+      </w:r>
+    </w:p>
+    <w:tbl>
+      <w:tblPr>
+        <w:tblW w:type="pct" w:w="100%"/>
+        <w:tblBorders>
+          <w:top w:val="single" w:color="auto" w:sz="4"/>
+          <w:left w:val="single" w:color="auto" w:sz="4"/>
+          <w:bottom w:val="single" w:color="auto" w:sz="4"/>
+          <w:right w:val="single" w:color="auto" w:sz="4"/>
+          <w:insideH w:val="single" w:color="auto" w:sz="4"/>
+          <w:insideV w:val="single" w:color="auto" w:sz="4"/>
+        </w:tblBorders>
+      </w:tblPr>
+      <w:tblGrid>
+        <w:gridCol w:w="100"/>
+        <w:gridCol w:w="100"/>
+      </w:tblGrid>
+      <w:tr>
+        <w:tc>
+          <w:tcPr>
+            <w:tcW w:type="pct" w:w="30%"/>
+          </w:tcPr>
+          <w:p>
+            <w:r>
+              <w:t xml:space="preserve">Mã FR &amp; Tên Chức Năng</w:t>
+            </w:r>
+          </w:p>
+        </w:tc>
+        <w:tc>
+          <w:tcPr>
+            <w:tcW w:type="pct" w:w="70%"/>
+          </w:tcPr>
+          <w:p>
+            <w:r>
+              <w:t xml:space="preserve">Đặc Tả Kỹ Thuật (Actor, Input, Logic 5 Bước, Output, Exception &amp; API)</w:t>
+            </w:r>
+          </w:p>
+        </w:tc>
+      </w:tr>
+      <w:tr>
+        <w:tc>
+          <w:p>
+            <w:r>
+              <w:t xml:space="preserve">FR-34.01</w:t>
+            </w:r>
+          </w:p>
+          <w:p>
+            <w:r>
+              <w:t xml:space="preserve">Dynamic ViOne AI Copilot &amp; Xuất Báo Cáo Excel (.xlsx) Tự Động</w:t>
+            </w:r>
+          </w:p>
+          <w:p>
+            <w:pPr>
+              <w:spacing w:before="50"/>
+            </w:pPr>
+            <w:r>
+              <w:t xml:space="preserve">Actor: Ban Lãnh Đạo C-Level, Quản lý tài chính, Nhân sự, Sales</w:t>
+            </w:r>
+          </w:p>
+          <w:p>
+            <w:pPr>
+              <w:spacing w:before="50"/>
+            </w:pPr>
+            <w:r>
+              <w:t xml:space="preserve">API: POST /api/ai/export-excel, GET /api/ai/download-excel/:id, POST /api/ai/chat</w:t>
+            </w:r>
+          </w:p>
+        </w:tc>
+        <w:tc>
+          <w:p>
+            <w:r>
+              <w:rPr>
+                <w:b/>
+                <w:bCs/>
+              </w:rPr>
+              <w:t xml:space="preserve">Input: </w:t>
+            </w:r>
+            <w:r>
+              <w:t xml:space="preserve">Câu lệnh hỏi đáp có từ khóa xuất dữ liệu: "báo cáo tài chính", "excel thu chi", "chấm công", "danh sách hội viên", "trình ký".</w:t>
+            </w:r>
+          </w:p>
+          <w:p>
+            <w:pPr>
+              <w:spacing w:before="50"/>
+            </w:pPr>
+            <w:r>
+              <w:rPr>
+                <w:b/>
+                <w:bCs/>
+              </w:rPr>
+              <w:t xml:space="preserve">Logic Xử Lý:
+</w:t>
+            </w:r>
+            <w:r>
+              <w:t xml:space="preserve">1. AiService.chat() nhận diện ý định xuất báo cáo.
+2. Gọi generateExcelReport(reportType, options) truy vấn PostgreSQL: finance (transactions, invoices), attendance (member_checkins), members, traffic (landing_page_visits), approvals (document_approvals).
+3. Dùng exceljs tạo workbook Navy &amp; Champagne Gold, auto column widths, định dạng tiền tệ VND, SUM formula.
+4. Trả về downloadUrl /api/ai/download-excel/:id.</w:t>
+            </w:r>
+          </w:p>
+          <w:p>
+            <w:pPr>
+              <w:spacing w:before="50"/>
+            </w:pPr>
+            <w:r>
+              <w:rPr>
+                <w:b/>
+                <w:bCs/>
+              </w:rPr>
+              <w:t xml:space="preserve">Output: </w:t>
+            </w:r>
+            <w:r>
+              <w:t xml:space="preserve">File Excel .xlsx chuẩn doanh nghiệp tải về máy.</w:t>
+            </w:r>
+          </w:p>
+          <w:p>
+            <w:pPr>
+              <w:spacing w:before="50"/>
+            </w:pPr>
+            <w:r>
+              <w:rPr>
+                <w:b/>
+                <w:bCs/>
+              </w:rPr>
+              <w:t xml:space="preserve">Luồng Ngoại Lệ: </w:t>
+            </w:r>
+            <w:r>
+              <w:t xml:space="preserve">Không có dữ liệu trong kỳ: Sinh bảng tính thông báo không phát sinh dữ liệu.</w:t>
+            </w:r>
+          </w:p>
+        </w:tc>
+      </w:tr>
+      <w:tr>
+        <w:tc>
+          <w:p>
+            <w:r>
+              <w:t xml:space="preserve">FR-34.02</w:t>
+            </w:r>
+          </w:p>
+          <w:p>
+            <w:r>
+              <w:t xml:space="preserve">Bảng Điều Hành Lưu Lượng Web Landing Doanh Nghiệp Thời Gian Thực</w:t>
+            </w:r>
+          </w:p>
+          <w:p>
+            <w:pPr>
+              <w:spacing w:before="50"/>
+            </w:pPr>
+            <w:r>
+              <w:t xml:space="preserve">Actor: Tổng Giám Đốc, Ban Quản Trị, Marketing Director</w:t>
+            </w:r>
+          </w:p>
+          <w:p>
+            <w:pPr>
+              <w:spacing w:before="50"/>
+            </w:pPr>
+            <w:r>
+              <w:t xml:space="preserve">API: GET /api/admin/traffic-analytics</w:t>
+            </w:r>
+          </w:p>
+        </w:tc>
+        <w:tc>
+          <w:p>
+            <w:r>
+              <w:rPr>
+                <w:b/>
+                <w:bCs/>
+              </w:rPr>
+              <w:t xml:space="preserve">Input: </w:t>
+            </w:r>
+            <w:r>
+              <w:t xml:space="preserve">Bộ chọn chu kỳ: Ngày, Tuần, Tháng.</w:t>
+            </w:r>
+          </w:p>
+          <w:p>
+            <w:pPr>
+              <w:spacing w:before="50"/>
+            </w:pPr>
+            <w:r>
+              <w:rPr>
+                <w:b/>
+                <w:bCs/>
+              </w:rPr>
+              <w:t xml:space="preserve">Logic Xử Lý:
+</w:t>
+            </w:r>
+            <w:r>
+              <w:t xml:space="preserve">1. API GET /api/admin/traffic-analytics truy vấn bảng landing_page_visits.
+2. Thống kê Hôm nay, Hôm qua, Tuần này, Tháng này và tăng trưởng tuần.
+3. Trả về biểu đồ AreaChart và bảng xếp hạng Top Landing Pages.</w:t>
+            </w:r>
+          </w:p>
+          <w:p>
+            <w:pPr>
+              <w:spacing w:before="50"/>
+            </w:pPr>
+            <w:r>
+              <w:rPr>
+                <w:b/>
+                <w:bCs/>
+              </w:rPr>
+              <w:t xml:space="preserve">Output: </w:t>
+            </w:r>
+            <w:r>
+              <w:t xml:space="preserve">Chỉ số lưu lượng và đồ thị biến động traffic trực quan.</w:t>
+            </w:r>
+          </w:p>
+          <w:p>
+            <w:pPr>
+              <w:spacing w:before="50"/>
+            </w:pPr>
+            <w:r>
+              <w:rPr>
+                <w:b/>
+                <w:bCs/>
+              </w:rPr>
+              <w:t xml:space="preserve">Luồng Ngoại Lệ: </w:t>
+            </w:r>
+            <w:r>
+              <w:t xml:space="preserve">Không kết nối được DB: Fallback số liệu cache gần nhất.</w:t>
+            </w:r>
+          </w:p>
+        </w:tc>
+      </w:tr>
+    </w:tbl>
+    <w:p>
+      <w:pPr>
+        <w:pStyle w:val="Heading3"/>
+        <w:spacing w:after="100" w:before="250"/>
+      </w:pPr>
+      <w:r>
+        <w:t xml:space="preserve">MODULE 35: HOÀN THIỆN 5 PHÂN HỆ CỐT LÕI HỆ SINH THÁI VIONE C-LEVEL</w:t>
+      </w:r>
+    </w:p>
+    <w:p>
+      <w:pPr>
+        <w:spacing w:after="150"/>
+      </w:pPr>
+      <w:r>
+        <w:rPr>
+          <w:b/>
+          <w:bCs/>
+        </w:rPr>
+        <w:t xml:space="preserve">Mục tiêu Epic: </w:t>
+      </w:r>
+      <w:r>
+        <w:t xml:space="preserve">AI Copilot trung thực &amp; typewriter streaming, đăng tin linh hoạt, tin nhắn tự khởi tạo luồng, chỉnh sửa thẻ trang chủ tinh gọn &amp; CRM khách hàng điều hành</w:t>
+      </w:r>
+    </w:p>
+    <w:tbl>
+      <w:tblPr>
+        <w:tblW w:type="pct" w:w="100%"/>
+        <w:tblBorders>
+          <w:top w:val="single" w:color="auto" w:sz="4"/>
+          <w:left w:val="single" w:color="auto" w:sz="4"/>
+          <w:bottom w:val="single" w:color="auto" w:sz="4"/>
+          <w:right w:val="single" w:color="auto" w:sz="4"/>
+          <w:insideH w:val="single" w:color="auto" w:sz="4"/>
+          <w:insideV w:val="single" w:color="auto" w:sz="4"/>
+        </w:tblBorders>
+      </w:tblPr>
+      <w:tblGrid>
+        <w:gridCol w:w="100"/>
+        <w:gridCol w:w="100"/>
+      </w:tblGrid>
+      <w:tr>
+        <w:tc>
+          <w:tcPr>
+            <w:tcW w:type="pct" w:w="30%"/>
+          </w:tcPr>
+          <w:p>
+            <w:r>
+              <w:t xml:space="preserve">Mã FR &amp; Tên Chức Năng</w:t>
+            </w:r>
+          </w:p>
+        </w:tc>
+        <w:tc>
+          <w:tcPr>
+            <w:tcW w:type="pct" w:w="70%"/>
+          </w:tcPr>
+          <w:p>
+            <w:r>
+              <w:t xml:space="preserve">Đặc Tả Kỹ Thuật (Actor, Input, Logic 5 Bước, Output, Exception &amp; API)</w:t>
+            </w:r>
+          </w:p>
+        </w:tc>
+      </w:tr>
+      <w:tr>
+        <w:tc>
+          <w:p>
+            <w:r>
+              <w:t xml:space="preserve">FR-35.01</w:t>
+            </w:r>
+          </w:p>
+          <w:p>
+            <w:r>
+              <w:t xml:space="preserve">AI Copilot Trung Thực Tuyệt Đối &amp; Hiệu Ứng Typewriter Streaming</w:t>
+            </w:r>
+          </w:p>
+          <w:p>
+            <w:pPr>
+              <w:spacing w:before="50"/>
+            </w:pPr>
+            <w:r>
+              <w:t xml:space="preserve">Actor: Mọi người dùng, Lãnh đạo doanh nghiệp</w:t>
+            </w:r>
+          </w:p>
+          <w:p>
+            <w:pPr>
+              <w:spacing w:before="50"/>
+            </w:pPr>
+            <w:r>
+              <w:t xml:space="preserve">API: POST /api/ai/chat</w:t>
+            </w:r>
+          </w:p>
+        </w:tc>
+        <w:tc>
+          <w:p>
+            <w:r>
+              <w:rPr>
+                <w:b/>
+                <w:bCs/>
+              </w:rPr>
+              <w:t xml:space="preserve">Input: </w:t>
+            </w:r>
+            <w:r>
+              <w:t xml:space="preserve">Câu hỏi: "tôi có bao nhiêu bạn bè", "danh sách bạn bè".</w:t>
+            </w:r>
+          </w:p>
+          <w:p>
+            <w:pPr>
+              <w:spacing w:before="50"/>
+            </w:pPr>
+            <w:r>
+              <w:rPr>
+                <w:b/>
+                <w:bCs/>
+              </w:rPr>
+              <w:t xml:space="preserve">Logic Xử Lý:
+</w:t>
+            </w:r>
+            <w:r>
+              <w:t xml:space="preserve">1. Truy vấn CSDL thực tế public.user_connections với status = accepted.
+2. Khi kết nối = 0: Tuyệt đối không giả lập 156 bạn bè; báo cáo trung thực 0 kết nối và gợi ý đối tác tiềm năng thực từ public.vione_users đồng bộ với Tab Mạng lưới.
+3. Hiển thị hiệu ứng gõ chữ Typewriter Streaming từng ký tự kèm con trỏ nhấp nháy ▎ (chu kỳ 14ms).</w:t>
+            </w:r>
+          </w:p>
+          <w:p>
+            <w:pPr>
+              <w:spacing w:before="50"/>
+            </w:pPr>
+            <w:r>
+              <w:rPr>
+                <w:b/>
+                <w:bCs/>
+              </w:rPr>
+              <w:t xml:space="preserve">Output: </w:t>
+            </w:r>
+            <w:r>
+              <w:t xml:space="preserve">Phản hồi trung thực, mượt mà và gợi ý đối tác thực.</w:t>
+            </w:r>
+          </w:p>
+          <w:p>
+            <w:pPr>
+              <w:spacing w:before="50"/>
+            </w:pPr>
+            <w:r>
+              <w:rPr>
+                <w:b/>
+                <w:bCs/>
+              </w:rPr>
+              <w:t xml:space="preserve">Luồng Ngoại Lệ: </w:t>
+            </w:r>
+            <w:r>
+              <w:t xml:space="preserve">Lỗi mạng: Fallback thông minh báo cáo 0 kết nối.</w:t>
+            </w:r>
+          </w:p>
+        </w:tc>
+      </w:tr>
+      <w:tr>
+        <w:tc>
+          <w:p>
+            <w:r>
+              <w:t xml:space="preserve">FR-35.02</w:t>
+            </w:r>
+          </w:p>
+          <w:p>
+            <w:r>
+              <w:t xml:space="preserve">Đăng Tin &amp; Khoảnh Khắc Linh Hoạt &amp; Đính Kèm Ảnh Bền Vững</w:t>
+            </w:r>
+          </w:p>
+          <w:p>
+            <w:pPr>
+              <w:spacing w:before="50"/>
+            </w:pPr>
+            <w:r>
+              <w:t xml:space="preserve">Actor: Doanh nhân, Thành viên cộng đồng</w:t>
+            </w:r>
+          </w:p>
+          <w:p>
+            <w:pPr>
+              <w:spacing w:before="50"/>
+            </w:pPr>
+            <w:r>
+              <w:t xml:space="preserve">API: POST /connect-app/moments/prepare, POST /connect-app/moments/finalize</w:t>
+            </w:r>
+          </w:p>
+        </w:tc>
+        <w:tc>
+          <w:p>
+            <w:r>
+              <w:rPr>
+                <w:b/>
+                <w:bCs/>
+              </w:rPr>
+              <w:t xml:space="preserve">Input: </w:t>
+            </w:r>
+            <w:r>
+              <w:t xml:space="preserve">Nội dung bài viết, chủ đề/chuyên mục tùy chọn, ảnh đính kèm tùy chọn.</w:t>
+            </w:r>
+          </w:p>
+          <w:p>
+            <w:pPr>
+              <w:spacing w:before="50"/>
+            </w:pPr>
+            <w:r>
+              <w:rPr>
+                <w:b/>
+                <w:bCs/>
+              </w:rPr>
+              <w:t xml:space="preserve">Logic Xử Lý:
+</w:t>
+            </w:r>
+            <w:r>
+              <w:t xml:space="preserve">1. Chủ đề/chuyên mục không bắt buộc (mặc định null), có nút [Bỏ chọn chủ đề] / [Bỏ chọn chuyên mục].
+2. Bỏ ảnh mẫu cưỡng ép, cho phép bài thuần text hoặc ảnh thật.
+3. Backend prepareMoment lưu storage_path vào media và finalizeMoment bảo vệ media slots.</w:t>
+            </w:r>
+          </w:p>
+          <w:p>
+            <w:pPr>
+              <w:spacing w:before="50"/>
+            </w:pPr>
+            <w:r>
+              <w:rPr>
+                <w:b/>
+                <w:bCs/>
+              </w:rPr>
+              <w:t xml:space="preserve">Output: </w:t>
+            </w:r>
+            <w:r>
+              <w:t xml:space="preserve">Bài viết/khoảnh khắc xuất bản thành công kèm ảnh nguyên vẹn.</w:t>
+            </w:r>
+          </w:p>
+          <w:p>
+            <w:pPr>
+              <w:spacing w:before="50"/>
+            </w:pPr>
+            <w:r>
+              <w:rPr>
+                <w:b/>
+                <w:bCs/>
+              </w:rPr>
+              <w:t xml:space="preserve">Luồng Ngoại Lệ: </w:t>
+            </w:r>
+            <w:r>
+              <w:t xml:space="preserve">Tải ảnh thất bại: Thông báo và cho phép đăng bài dạng text.</w:t>
+            </w:r>
+          </w:p>
+        </w:tc>
+      </w:tr>
+      <w:tr>
+        <w:tc>
+          <w:p>
+            <w:r>
+              <w:t xml:space="preserve">FR-35.03</w:t>
+            </w:r>
+          </w:p>
+          <w:p>
+            <w:r>
+              <w:t xml:space="preserve">Hộp Thư Tin Nhắn Phân Giải Đối Tác &amp; Khắc Phục Lỗi Tiền Tố Thread ID</w:t>
+            </w:r>
+          </w:p>
+          <w:p>
+            <w:pPr>
+              <w:spacing w:before="50"/>
+            </w:pPr>
+            <w:r>
+              <w:t xml:space="preserve">Actor: Người gửi và Người nhận tin nhắn</w:t>
+            </w:r>
+          </w:p>
+          <w:p>
+            <w:pPr>
+              <w:spacing w:before="50"/>
+            </w:pPr>
+            <w:r>
+              <w:t xml:space="preserve">API: GET /connect-app/dm/threads, GET /connect-app/dm/threads/:id, POST /connect-app/dm/threads/:id/messages</w:t>
+            </w:r>
+          </w:p>
+        </w:tc>
+        <w:tc>
+          <w:p>
+            <w:r>
+              <w:rPr>
+                <w:b/>
+                <w:bCs/>
+              </w:rPr>
+              <w:t xml:space="preserve">Input: </w:t>
+            </w:r>
+            <w:r>
+              <w:t xml:space="preserve">Thread ID hoặc Counterpart ID (th-, u:, p:), nội dung tin nhắn.</w:t>
+            </w:r>
+          </w:p>
+          <w:p>
+            <w:pPr>
+              <w:spacing w:before="50"/>
+            </w:pPr>
+            <w:r>
+              <w:rPr>
+                <w:b/>
+                <w:bCs/>
+              </w:rPr>
+              <w:t xml:space="preserve">Logic Xử Lý:
+</w:t>
+            </w:r>
+            <w:r>
+              <w:t xml:space="preserve">1. Backend bóc tách an toàn các tiền tố th-, u:, p: trước khi kiểm tra UUID.
+2. Tự động khởi tạo thread mới nếu counterpart UUID chưa có thread, tránh lỗi thread_not_found.
+3. listMyDmThreads truy vấn vione_users đảm bảo trả về tên, avatar và counterpartUserId.</w:t>
+            </w:r>
+          </w:p>
+          <w:p>
+            <w:pPr>
+              <w:spacing w:before="50"/>
+            </w:pPr>
+            <w:r>
+              <w:rPr>
+                <w:b/>
+                <w:bCs/>
+              </w:rPr>
+              <w:t xml:space="preserve">Output: </w:t>
+            </w:r>
+            <w:r>
+              <w:t xml:space="preserve">Hộp thư hiển thị đầy đủ mọi tài khoản đã chat và mở kênh chat 1-1 liền mạch.</w:t>
+            </w:r>
+          </w:p>
+          <w:p>
+            <w:pPr>
+              <w:spacing w:before="50"/>
+            </w:pPr>
+            <w:r>
+              <w:rPr>
+                <w:b/>
+                <w:bCs/>
+              </w:rPr>
+              <w:t xml:space="preserve">Luồng Ngoại Lệ: </w:t>
+            </w:r>
+            <w:r>
+              <w:t xml:space="preserve">ID không hợp lệ: Báo lỗi định dạng ID.</w:t>
+            </w:r>
+          </w:p>
+        </w:tc>
+      </w:tr>
+      <w:tr>
+        <w:tc>
+          <w:p>
+            <w:r>
+              <w:t xml:space="preserve">FR-35.04</w:t>
+            </w:r>
+          </w:p>
+          <w:p>
+            <w:r>
+              <w:t xml:space="preserve">Chỉnh Sửa Nhanh Thẻ Doanh Nhân Trang Chủ &amp; Khử Trùng Lặp Nút Upload</w:t>
+            </w:r>
+          </w:p>
+          <w:p>
+            <w:pPr>
+              <w:spacing w:before="50"/>
+            </w:pPr>
+            <w:r>
+              <w:t xml:space="preserve">Actor: Doanh nhân chủ tài khoản</w:t>
+            </w:r>
+          </w:p>
+          <w:p>
+            <w:pPr>
+              <w:spacing w:before="50"/>
+            </w:pPr>
+            <w:r>
+              <w:t xml:space="preserve">API: GET /connect-app/me/identity, PUT /connect-app/me/identity</w:t>
+            </w:r>
+          </w:p>
+        </w:tc>
+        <w:tc>
+          <w:p>
+            <w:r>
+              <w:rPr>
+                <w:b/>
+                <w:bCs/>
+              </w:rPr>
+              <w:t xml:space="preserve">Input: </w:t>
+            </w:r>
+            <w:r>
+              <w:t xml:space="preserve">Mở trang chủ hoặc bấm chỉnh sửa thẻ.</w:t>
+            </w:r>
+          </w:p>
+          <w:p>
+            <w:pPr>
+              <w:spacing w:before="50"/>
+            </w:pPr>
+            <w:r>
+              <w:rPr>
+                <w:b/>
+                <w:bCs/>
+              </w:rPr>
+              <w:t xml:space="preserve">Logic Xử Lý:
+</w:t>
+            </w:r>
+            <w:r>
+              <w:t xml:space="preserve">1. HomeScreen tự động gọi meApi.getIdentity() nạp avatar_url và cover_url từ vione_users.
+2. Backend upsertMyIdentity đồng bộ hai chiều sang vione_users.
+3. Modal QuickEditProfileModal chỉ giữ đúng 1 nút tải ảnh bìa và 1 nút tải avatar.</w:t>
+            </w:r>
+          </w:p>
+          <w:p>
+            <w:pPr>
+              <w:spacing w:before="50"/>
+            </w:pPr>
+            <w:r>
+              <w:rPr>
+                <w:b/>
+                <w:bCs/>
+              </w:rPr>
+              <w:t xml:space="preserve">Output: </w:t>
+            </w:r>
+            <w:r>
+              <w:t xml:space="preserve">Ảnh bìa và avatar hiển thị ổn định, giao diện chỉnh sửa tinh gọn.</w:t>
+            </w:r>
+          </w:p>
+          <w:p>
+            <w:pPr>
+              <w:spacing w:before="50"/>
+            </w:pPr>
+            <w:r>
+              <w:rPr>
+                <w:b/>
+                <w:bCs/>
+              </w:rPr>
+              <w:t xml:space="preserve">Luồng Ngoại Lệ: </w:t>
+            </w:r>
+            <w:r>
+              <w:t xml:space="preserve">Lỗi tải ảnh: Fallback gradient mạ vàng sang trọng.</w:t>
+            </w:r>
+          </w:p>
+        </w:tc>
+      </w:tr>
+      <w:tr>
+        <w:tc>
+          <w:p>
+            <w:r>
+              <w:t xml:space="preserve">FR-35.05</w:t>
+            </w:r>
+          </w:p>
+          <w:p>
+            <w:r>
+              <w:t xml:space="preserve">Quản Trị Khách Hàng CRM Chuẩn Điều Hành C-Level</w:t>
+            </w:r>
+          </w:p>
+          <w:p>
+            <w:pPr>
+              <w:spacing w:before="50"/>
+            </w:pPr>
+            <w:r>
+              <w:t xml:space="preserve">Actor: Lãnh đạo doanh nghiệp, Giám đốc kinh doanh, Sales</w:t>
+            </w:r>
+          </w:p>
+          <w:p>
+            <w:pPr>
+              <w:spacing w:before="50"/>
+            </w:pPr>
+            <w:r>
+              <w:t xml:space="preserve">API: GET /connect-app/network/customers, POST /connect-app/network/customers</w:t>
+            </w:r>
+          </w:p>
+        </w:tc>
+        <w:tc>
+          <w:p>
+            <w:r>
+              <w:rPr>
+                <w:b/>
+                <w:bCs/>
+              </w:rPr>
+              <w:t xml:space="preserve">Input: </w:t>
+            </w:r>
+            <w:r>
+              <w:t xml:space="preserve">Quản lý danh sách khách hàng và cơ hội trong Tab Mạng lưới.</w:t>
+            </w:r>
+          </w:p>
+          <w:p>
+            <w:pPr>
+              <w:spacing w:before="50"/>
+            </w:pPr>
+            <w:r>
+              <w:rPr>
+                <w:b/>
+                <w:bCs/>
+              </w:rPr>
+              <w:t xml:space="preserve">Logic Xử Lý:
+</w:t>
+            </w:r>
+            <w:r>
+              <w:t xml:space="preserve">1. 4 Thẻ chỉ số Pipeline điều hành mạ vàng: Quy mô cơ hội, Đang đàm phán, Tỷ lệ chốt deal, Lịch chăm sóc tuần.
+2. Stage Filter Pills: Tất cả, Đàm phán, Đề xuất, Ký kết.
+3. Stepper tương tác 4 giai đoạn: Tiếp cận -&gt; Tư vấn -&gt; Đàm phán -&gt; Ký kết chuyển trạng thái 1-chạm.
+4. Chỉ báo Deal Health (Nóng 90%, Ổn định 70%, Cần chăm sóc 40%) và Touchpoint Logs đa kênh.
+5. Kết nối onUpdateCustomer cập nhật phản ứng tức thì ra danh sách ngoài.</w:t>
+            </w:r>
+          </w:p>
+          <w:p>
+            <w:pPr>
+              <w:spacing w:before="50"/>
+            </w:pPr>
+            <w:r>
+              <w:rPr>
+                <w:b/>
+                <w:bCs/>
+              </w:rPr>
+              <w:t xml:space="preserve">Output: </w:t>
+            </w:r>
+            <w:r>
+              <w:t xml:space="preserve">Giao diện CRM khách hàng di động chuẩn Executive C-Level.</w:t>
+            </w:r>
+          </w:p>
+          <w:p>
+            <w:pPr>
+              <w:spacing w:before="50"/>
+            </w:pPr>
+            <w:r>
+              <w:rPr>
+                <w:b/>
+                <w:bCs/>
+              </w:rPr>
+              <w:t xml:space="preserve">Luồng Ngoại Lệ: </w:t>
+            </w:r>
+            <w:r>
+              <w:t xml:space="preserve">Dữ liệu thiếu trường: Tự động gán mặc định an toàn.</w:t>
             </w:r>
           </w:p>
         </w:tc>
